--- a/Space_News_15_08_2026.docx
+++ b/Space_News_15_08_2026.docx
@@ -579,7 +579,7 @@
           <w:rFonts w:ascii="Times New Roman" w:hAnsi="Times New Roman"/>
           <w:sz w:val="24"/>
         </w:rPr>
-        <w:t>English News Tech science ISRO Builds Gaganyatri Nivas: Indias New Hub For Astronaut Training Indian astronauts no longer need to rely on overseas training: ISRO building 'Gaganyatri Nivas' to support astronauts; how this fits into Gaganyaan's plans 2 hours ago Author: Samira Siddiqui Copy link Sending humans to space is not simply about building a rocket and a spacecraft. Astronauts have to undergo years of technical, physical and medical preparation, learn how to respond to emergencies, practise mission procedures repeatedly and remain isolated from potential infections before launch. As India prepares for its first crewed Gaganyaan mission, the Indian Space Research Organisation (ISRO) is also building the infrastructure it will need if human spaceflight is to become a regular capability rather than a one-off demonstration. Gaganyaan is ISRO's first human spaceflight mission, aiming to send three astronauts 400 km above Earth for three days and safely bring them back. Image credit: ISRO One such facility is the proposed Gaganyatri Nivas and Crew Isolation Facility at Satish Dhawan Space Centre (SDSC-SHAR), Sriharikota. ISRO has floated a tender for the planning, design, construction and commissioning of the facility. The project is being taken up as part of the agency's wider effort to establish the infrastructure required for sustained human-spaceflight activities. What is Gaganyatri Nivas? Gaganyatri Nivas can broadly be understood as dedicated accommodation and support infrastructure for astronauts, or Gaganyatris, associated with human-spaceflight missions. The facility is being planned alongside a crew isolation facility at Sriharikota. Astronaut Training Facility established in Bengaluru caters to Classroom training. Image credit: ISRO Gaganyatri Nivas should not be seen as a replacement for ISRO's existing astronaut-training infrastructure. ISRO already has an Astronaut Training Facility in Bengaluru, where Gaganyaan crew training includes classroom instruction, physical fitness, simulator training, and flight-suit training. Instead, the Sriharikota facility would become another important piece of the overall crew-management system, particularly because Sriharikota is India's primary spaceport and the location from which the Gaganyaan mission will eventually launch. Why does an astronaut need to be isolated before launch? Crew isolation is an important part of human-spaceflight preparation. Once astronauts are inside a spacecraft, they cannot simply leave if they develop an infection. A relatively minor illness on Earth can become a serious problem in a confined spacecraft, where medical resources are limited, and the crew has to continue operating critical systems. This is why astronauts are generally placed under controlled medical and environmental conditions before launch. For India, a dedicated facility near the launch complex can make this process more organised. Does this mean Indian astronauts will no longer need training abroad? India's first group of Gaganyaan astronaut-designates underwent training in India as well as overseas training, including a programme in Russia. Earlier ISRO and government documents confirm international cooperation in astronaut selection and training for the first Gaganyaan crew. However, ISRO has steadily expanded its own astronaut-training capabilities. The agency says its Astronaut Training Facility in Bengaluru already supports classroom training, physical fitness, simulator training and flight-suit training. Its training programme includes academic courses, Gaganyaan flight systems, microgravity familiarisation through parabolic flights, aero-medical training, recovery and survival training, flight procedures and crew-training simulators. Therefore, Gaganyatri Nivas should be viewed as part of the expansion of India's domestic human-spaceflight infrastructure, rather than as proof that all astronaut training will now happen at Sriharikota or that overseas training will completely end. Also read: Can animals detect cancer?: Bengaluru startup combining dogs' powerful sense of smell with AI to spot cancer So, where does the actual astronaut training happen? Astronaut training is spread across multiple facilities because it covers technical, medical, physical, and emergency skills. ISRO's Bengaluru facility handles areas such as spacecraft systems, space medicine, microgravity, recovery, and survival training. Astronauts also use virtual-reality and mock-up simulators to practise mission procedures, communication, emergency exits, and unexpected scenarios, preparing them for situations they could face in space. What Gaganyaan Nivas means for India's astronaut programme The new facility does not mean Sriharikota will become India's only astronaut-training centre. Instead, it will add another layer to the country's growing human-spaceflight infrastructure. Bengaluru already houses the main astronaut-training facility, while Sriharikota provides the launch complex and is now being planned to include dedicated crew-isolation and Gaganyatri accommodation facilities. Also read: Do you blindly scan every QR code?: New 'Rogue Auto QR Code' scam could put UPI users at risk; follow these 5 tips to protect yourself Building a wider human-spaceflight ecosystem The Indian Navy and other agencies are involved in crew recovery and survival training, while ISRO, DRDO, the Indian Air Force, academia and other institutions contribute to different aspects of the programme. Together, these efforts are helping India move beyond preparing astronauts for a single mission and build the infrastructure, training systems and expertise needed for a sustained and repeatable human presence in space.</w:t>
+        <w:t>English News Tech science ISRO Builds Gaganyatri Nivas: Indias New Hub For Astronaut Training Indian astronauts no longer need to rely on overseas training: ISRO building 'Gaganyatri Nivas' to support astronauts; how this fits into Gaganyaan's plans 5 hours ago Author: Samira Siddiqui Copy link Sending humans to space is not simply about building a rocket and a spacecraft. Astronauts have to undergo years of technical, physical and medical preparation, learn how to respond to emergencies, practise mission procedures repeatedly and remain isolated from potential infections before launch. As India prepares for its first crewed Gaganyaan mission, the Indian Space Research Organisation (ISRO) is also building the infrastructure it will need if human spaceflight is to become a regular capability rather than a one-off demonstration. Gaganyaan is ISRO's first human spaceflight mission, aiming to send three astronauts 400 km above Earth for three days and safely bring them back. Image credit: ISRO One such facility is the proposed Gaganyatri Nivas and Crew Isolation Facility at Satish Dhawan Space Centre (SDSC-SHAR), Sriharikota. ISRO has floated a tender for the planning, design, construction and commissioning of the facility. The project is being taken up as part of the agency's wider effort to establish the infrastructure required for sustained human-spaceflight activities. What is Gaganyatri Nivas? Gaganyatri Nivas can broadly be understood as dedicated accommodation and support infrastructure for astronauts, or Gaganyatris, associated with human-spaceflight missions. The facility is being planned alongside a crew isolation facility at Sriharikota. Astronaut Training Facility established in Bengaluru caters to Classroom training. Image credit: ISRO Gaganyatri Nivas should not be seen as a replacement for ISRO's existing astronaut-training infrastructure. ISRO already has an Astronaut Training Facility in Bengaluru, where Gaganyaan crew training includes classroom instruction, physical fitness, simulator training, and flight-suit training. Instead, the Sriharikota facility would become another important piece of the overall crew-management system, particularly because Sriharikota is India's primary spaceport and the location from which the Gaganyaan mission will eventually launch. Why does an astronaut need to be isolated before launch? Crew isolation is an important part of human-spaceflight preparation. Once astronauts are inside a spacecraft, they cannot simply leave if they develop an infection. A relatively minor illness on Earth can become a serious problem in a confined spacecraft, where medical resources are limited, and the crew has to continue operating critical systems. This is why astronauts are generally placed under controlled medical and environmental conditions before launch. For India, a dedicated facility near the launch complex can make this process more organised. Does this mean Indian astronauts will no longer need training abroad? India's first group of Gaganyaan astronaut-designates underwent training in India as well as overseas training, including a programme in Russia. Earlier ISRO and government documents confirm international cooperation in astronaut selection and training for the first Gaganyaan crew. However, ISRO has steadily expanded its own astronaut-training capabilities. The agency says its Astronaut Training Facility in Bengaluru already supports classroom training, physical fitness, simulator training and flight-suit training. Its training programme includes academic courses, Gaganyaan flight systems, microgravity familiarisation through parabolic flights, aero-medical training, recovery and survival training, flight procedures and crew-training simulators. Therefore, Gaganyatri Nivas should be viewed as part of the expansion of India's domestic human-spaceflight infrastructure, rather than as proof that all astronaut training will now happen at Sriharikota or that overseas training will completely end. Also read: Can animals detect cancer?: Bengaluru startup combining dogs' powerful sense of smell with AI to spot cancer So, where does the actual astronaut training happen? Astronaut training is spread across multiple facilities because it covers technical, medical, physical, and emergency skills. ISRO's Bengaluru facility handles areas such as spacecraft systems, space medicine, microgravity, recovery, and survival training. Astronauts also use virtual-reality and mock-up simulators to practise mission procedures, communication, emergency exits, and unexpected scenarios, preparing them for situations they could face in space. What Gaganyaan Nivas means for India's astronaut programme The new facility does not mean Sriharikota will become India's only astronaut-training centre. Instead, it will add another layer to the country's growing human-spaceflight infrastructure. Bengaluru already houses the main astronaut-training facility, while Sriharikota provides the launch complex and is now being planned to include dedicated crew-isolation and Gaganyatri accommodation facilities. Also read: Do you blindly scan every QR code?: New 'Rogue Auto QR Code' scam could put UPI users at risk; follow these 5 tips to protect yourself Building a wider human-spaceflight ecosystem The Indian Navy and other agencies are involved in crew recovery and survival training, while ISRO, DRDO, the Indian Air Force, academia and other institutions contribute to different aspects of the programme. Together, these efforts are helping India move beyond preparing astronauts for a single mission and build the infrastructure, training systems and expertise needed for a sustained and repeatable human presence in space.</w:t>
       </w:r>
     </w:p>
     <w:p>
@@ -1165,55 +1165,6 @@
         <w:t>For astronauts in space, constipation is a well-known problem. But why this happens has long been unclear. Now, a new study from the University of Copenhagen in collaboration with NASA provides an idea of what happens in the stomach without the influence of gravity.</w:t>
       </w:r>
     </w:p>
-    <w:p>
-      <w:pPr>
-        <w:pBdr>
-          <w:bottom w:val="single" w:sz="6" w:space="6" w:color="A6A6A6"/>
-        </w:pBdr>
-      </w:pPr>
-    </w:p>
-    <w:p/>
-    <w:p>
-      <w:pPr>
-        <w:spacing w:after="60"/>
-      </w:pPr>
-      <w:r>
-        <w:rPr>
-          <w:rFonts w:ascii="Times New Roman" w:hAnsi="Times New Roman"/>
-          <w:b/>
-          <w:sz w:val="26"/>
-        </w:rPr>
-        <w:t>13. China may have quietly supercharged its new naval frigate with 50% more missiles</w:t>
-      </w:r>
-    </w:p>
-    <w:p>
-      <w:pPr>
-        <w:spacing w:after="80"/>
-        <w:jc w:val="left"/>
-      </w:pPr>
-      <w:hyperlink r:id="rId34">
-        <w:r>
-          <w:rPr>
-            <w:color w:val="0000FF"/>
-            <w:u w:val="single"/>
-          </w:rPr>
-          <w:t>Read more</w:t>
-        </w:r>
-      </w:hyperlink>
-    </w:p>
-    <w:p>
-      <w:pPr>
-        <w:spacing w:after="120" w:line="276" w:lineRule="auto"/>
-        <w:jc w:val="both"/>
-      </w:pPr>
-      <w:r>
-        <w:rPr>
-          <w:rFonts w:ascii="Times New Roman" w:hAnsi="Times New Roman"/>
-          <w:sz w:val="24"/>
-        </w:rPr>
-        <w:t>China may be preparing a more heavily armed version of its Type 054B frigate, potentially giving the warship 50 percent more missile launch capacity than the first ships in the class. The change would raise the vessel's vertical launch system capacity from 32 cells to as many as 48. That could give the frigate greater staying power during missile attacks and more flexibility when carrying different weapons. Satellite imagery from US intelligence company Vantor provides the clearest indication of the possible upgrade. A June 28 image shows a Type 054B being fitted out at Shanghai's Hudong Zhonghua shipyard with a different VLS arrangement near its bow. Larger missile battery The first two Type 054B frigates have four eight-cell VLS units. The unfinished ship appears to have six units, suggesting a possible total of 48 cells if the same configuration applies. Song Zhongping, a Chinese military commentator and former PLA instructor, said the increase would address a potential limitation in the existing design. He argued that 32 cells could restrict the weapons available during sustained combat. A larger battery would give the frigate more opportunities to engage incoming threats before exhausting its ready ammunition. It could also allow commanders to balance air-defense weapons against anti-submarine systems more effectively. The Type 054B's VLS supports the HHQ-16 surface-to-air missile and the rocket-assisted Yu-8 anti-submarine weapon. More cells would therefore increase the number of weapons the ship can carry for different missions. The imagery does not establish the final weapon load, however. China has not publicly confirmed that the unfinished frigate will receive a 48-cell system. Designed for wider deployments The Type 054B is a larger successor to China's Type 054A frigate, with an estimated displacement of about 5,000 tonnes. Its armament includes eight anti-ship missiles and a 100mm main gun, while its expanded flight deck supports the Z-20 naval helicopter. The ship also incorporates changes intended to improve survivability and detection. Chinese state media has highlighted automated air-defense functions, including artificial intelligence algorithms designed to reduce potential gaps in coverage. A redesigned hull reduces the ship's radar signature compared with older frigates. Those changes support a role that increasingly extends beyond China's immediate coastal waters. The first two Type 054Bs, Luohe and Qinzhou, entered service last year. Luohe joined the Liaoning aircraft carrier during live-fire exercises in the western Pacific in May. Qinzhou later took part in naval and air patrols around the disputed Scarborough Shoal. The deployments demonstrate the class's growing role in China's operations across contested and distant waters. More firepower The additional launch cells could matter most when Type 054Bs operate with smaller task groups or without major destroyer support. Frigates often provide escort and screening duties while larger warships handle heavier offensive missions. Song said the Type 054B needs enough ammunition to remain effective during both group operations and independent deployments. More launch capacity would extend that combat endurance without requiring a much larger hull.</w:t>
-      </w:r>
-    </w:p>
     <w:sectPr>
       <w:footerReference w:type="default" r:id="rId9"/>
       <w:pgSz w:w="12240" w:h="15840"/>

--- a/Space_News_15_08_2026.docx
+++ b/Space_News_15_08_2026.docx
@@ -579,7 +579,7 @@
           <w:rFonts w:ascii="Times New Roman" w:hAnsi="Times New Roman"/>
           <w:sz w:val="24"/>
         </w:rPr>
-        <w:t>English News Tech science ISRO Builds Gaganyatri Nivas: Indias New Hub For Astronaut Training Indian astronauts no longer need to rely on overseas training: ISRO building 'Gaganyatri Nivas' to support astronauts; how this fits into Gaganyaan's plans 5 hours ago Author: Samira Siddiqui Copy link Sending humans to space is not simply about building a rocket and a spacecraft. Astronauts have to undergo years of technical, physical and medical preparation, learn how to respond to emergencies, practise mission procedures repeatedly and remain isolated from potential infections before launch. As India prepares for its first crewed Gaganyaan mission, the Indian Space Research Organisation (ISRO) is also building the infrastructure it will need if human spaceflight is to become a regular capability rather than a one-off demonstration. Gaganyaan is ISRO's first human spaceflight mission, aiming to send three astronauts 400 km above Earth for three days and safely bring them back. Image credit: ISRO One such facility is the proposed Gaganyatri Nivas and Crew Isolation Facility at Satish Dhawan Space Centre (SDSC-SHAR), Sriharikota. ISRO has floated a tender for the planning, design, construction and commissioning of the facility. The project is being taken up as part of the agency's wider effort to establish the infrastructure required for sustained human-spaceflight activities. What is Gaganyatri Nivas? Gaganyatri Nivas can broadly be understood as dedicated accommodation and support infrastructure for astronauts, or Gaganyatris, associated with human-spaceflight missions. The facility is being planned alongside a crew isolation facility at Sriharikota. Astronaut Training Facility established in Bengaluru caters to Classroom training. Image credit: ISRO Gaganyatri Nivas should not be seen as a replacement for ISRO's existing astronaut-training infrastructure. ISRO already has an Astronaut Training Facility in Bengaluru, where Gaganyaan crew training includes classroom instruction, physical fitness, simulator training, and flight-suit training. Instead, the Sriharikota facility would become another important piece of the overall crew-management system, particularly because Sriharikota is India's primary spaceport and the location from which the Gaganyaan mission will eventually launch. Why does an astronaut need to be isolated before launch? Crew isolation is an important part of human-spaceflight preparation. Once astronauts are inside a spacecraft, they cannot simply leave if they develop an infection. A relatively minor illness on Earth can become a serious problem in a confined spacecraft, where medical resources are limited, and the crew has to continue operating critical systems. This is why astronauts are generally placed under controlled medical and environmental conditions before launch. For India, a dedicated facility near the launch complex can make this process more organised. Does this mean Indian astronauts will no longer need training abroad? India's first group of Gaganyaan astronaut-designates underwent training in India as well as overseas training, including a programme in Russia. Earlier ISRO and government documents confirm international cooperation in astronaut selection and training for the first Gaganyaan crew. However, ISRO has steadily expanded its own astronaut-training capabilities. The agency says its Astronaut Training Facility in Bengaluru already supports classroom training, physical fitness, simulator training and flight-suit training. Its training programme includes academic courses, Gaganyaan flight systems, microgravity familiarisation through parabolic flights, aero-medical training, recovery and survival training, flight procedures and crew-training simulators. Therefore, Gaganyatri Nivas should be viewed as part of the expansion of India's domestic human-spaceflight infrastructure, rather than as proof that all astronaut training will now happen at Sriharikota or that overseas training will completely end. Also read: Can animals detect cancer?: Bengaluru startup combining dogs' powerful sense of smell with AI to spot cancer So, where does the actual astronaut training happen? Astronaut training is spread across multiple facilities because it covers technical, medical, physical, and emergency skills. ISRO's Bengaluru facility handles areas such as spacecraft systems, space medicine, microgravity, recovery, and survival training. Astronauts also use virtual-reality and mock-up simulators to practise mission procedures, communication, emergency exits, and unexpected scenarios, preparing them for situations they could face in space. What Gaganyaan Nivas means for India's astronaut programme The new facility does not mean Sriharikota will become India's only astronaut-training centre. Instead, it will add another layer to the country's growing human-spaceflight infrastructure. Bengaluru already houses the main astronaut-training facility, while Sriharikota provides the launch complex and is now being planned to include dedicated crew-isolation and Gaganyatri accommodation facilities. Also read: Do you blindly scan every QR code?: New 'Rogue Auto QR Code' scam could put UPI users at risk; follow these 5 tips to protect yourself Building a wider human-spaceflight ecosystem The Indian Navy and other agencies are involved in crew recovery and survival training, while ISRO, DRDO, the Indian Air Force, academia and other institutions contribute to different aspects of the programme. Together, these efforts are helping India move beyond preparing astronauts for a single mission and build the infrastructure, training systems and expertise needed for a sustained and repeatable human presence in space.</w:t>
+        <w:t>English News Tech science ISRO Builds Gaganyatri Nivas: Indias New Hub For Astronaut Training Indian astronauts no longer need to rely on overseas training: ISRO building 'Gaganyatri Nivas' to support astronauts; how this fits into Gaganyaan's plans 7 hours ago Author: Samira Siddiqui Copy link Sending humans to space is not simply about building a rocket and a spacecraft. Astronauts have to undergo years of technical, physical and medical preparation, learn how to respond to emergencies, practise mission procedures repeatedly and remain isolated from potential infections before launch. As India prepares for its first crewed Gaganyaan mission, the Indian Space Research Organisation (ISRO) is also building the infrastructure it will need if human spaceflight is to become a regular capability rather than a one-off demonstration. Gaganyaan is ISRO's first human spaceflight mission, aiming to send three astronauts 400 km above Earth for three days and safely bring them back. Image credit: ISRO One such facility is the proposed Gaganyatri Nivas and Crew Isolation Facility at Satish Dhawan Space Centre (SDSC-SHAR), Sriharikota. ISRO has floated a tender for the planning, design, construction and commissioning of the facility. The project is being taken up as part of the agency's wider effort to establish the infrastructure required for sustained human-spaceflight activities. What is Gaganyatri Nivas? Gaganyatri Nivas can broadly be understood as dedicated accommodation and support infrastructure for astronauts, or Gaganyatris, associated with human-spaceflight missions. The facility is being planned alongside a crew isolation facility at Sriharikota. Astronaut Training Facility established in Bengaluru caters to Classroom training. Image credit: ISRO Gaganyatri Nivas should not be seen as a replacement for ISRO's existing astronaut-training infrastructure. ISRO already has an Astronaut Training Facility in Bengaluru, where Gaganyaan crew training includes classroom instruction, physical fitness, simulator training, and flight-suit training. Instead, the Sriharikota facility would become another important piece of the overall crew-management system, particularly because Sriharikota is India's primary spaceport and the location from which the Gaganyaan mission will eventually launch. Why does an astronaut need to be isolated before launch? Crew isolation is an important part of human-spaceflight preparation. Once astronauts are inside a spacecraft, they cannot simply leave if they develop an infection. A relatively minor illness on Earth can become a serious problem in a confined spacecraft, where medical resources are limited, and the crew has to continue operating critical systems. This is why astronauts are generally placed under controlled medical and environmental conditions before launch. For India, a dedicated facility near the launch complex can make this process more organised. Does this mean Indian astronauts will no longer need training abroad? India's first group of Gaganyaan astronaut-designates underwent training in India as well as overseas training, including a programme in Russia. Earlier ISRO and government documents confirm international cooperation in astronaut selection and training for the first Gaganyaan crew. However, ISRO has steadily expanded its own astronaut-training capabilities. The agency says its Astronaut Training Facility in Bengaluru already supports classroom training, physical fitness, simulator training and flight-suit training. Its training programme includes academic courses, Gaganyaan flight systems, microgravity familiarisation through parabolic flights, aero-medical training, recovery and survival training, flight procedures and crew-training simulators. Therefore, Gaganyatri Nivas should be viewed as part of the expansion of India's domestic human-spaceflight infrastructure, rather than as proof that all astronaut training will now happen at Sriharikota or that overseas training will completely end. Also read: Can animals detect cancer?: Bengaluru startup combining dogs' powerful sense of smell with AI to spot cancer So, where does the actual astronaut training happen? Astronaut training is spread across multiple facilities because it covers technical, medical, physical, and emergency skills. ISRO's Bengaluru facility handles areas such as spacecraft systems, space medicine, microgravity, recovery, and survival training. Astronauts also use virtual-reality and mock-up simulators to practise mission procedures, communication, emergency exits, and unexpected scenarios, preparing them for situations they could face in space. What Gaganyaan Nivas means for India's astronaut programme The new facility does not mean Sriharikota will become India's only astronaut-training centre. Instead, it will add another layer to the country's growing human-spaceflight infrastructure. Bengaluru already houses the main astronaut-training facility, while Sriharikota provides the launch complex and is now being planned to include dedicated crew-isolation and Gaganyatri accommodation facilities. Also read: Do you blindly scan every QR code?: New 'Rogue Auto QR Code' scam could put UPI users at risk; follow these 5 tips to protect yourself Building a wider human-spaceflight ecosystem The Indian Navy and other agencies are involved in crew recovery and survival training, while ISRO, DRDO, the Indian Air Force, academia and other institutions contribute to different aspects of the programme. Together, these efforts are helping India move beyond preparing astronauts for a single mission and build the infrastructure, training systems and expertise needed for a sustained and repeatable human presence in space.</w:t>
       </w:r>
     </w:p>
     <w:p>
